--- a/cv-en.docx
+++ b/cv-en.docx
@@ -43,7 +43,7 @@
         <w:spacing w:after="240"/>
         <w:jc w:val="center"/>
       </w:pPr>
-      <w:hyperlink w:history="1" r:id="rIdfhzlxp_ycz4ejzdlyybfz">
+      <w:hyperlink w:history="1" r:id="rIdbb__sjsg2s0nnpfexkejs">
         <w:r>
           <w:rPr>
             <w:rFonts w:ascii="Calibri" w:cs="Calibri" w:eastAsia="Calibri" w:hAnsi="Calibri"/>
@@ -72,7 +72,7 @@
         </w:rPr>
         <w:t xml:space="preserve"> · </w:t>
       </w:r>
-      <w:hyperlink w:history="1" r:id="rIdpwuftgc137mmf1pxai2-z">
+      <w:hyperlink w:history="1" r:id="rIddbqy0tbsqdfvp7y4xbe7y">
         <w:r>
           <w:rPr>
             <w:rFonts w:ascii="Calibri" w:cs="Calibri" w:eastAsia="Calibri" w:hAnsi="Calibri"/>
@@ -570,7 +570,7 @@
         </w:rPr>
         <w:t xml:space="preserve">Versioned and documented projects on GitHub (</w:t>
       </w:r>
-      <w:hyperlink w:history="1" r:id="rIdirfvsqxeiujamflyrr4kj">
+      <w:hyperlink w:history="1" r:id="rIdeosq6luoaempoaqcp3nvs">
         <w:r>
           <w:rPr>
             <w:rFonts w:ascii="Calibri" w:cs="Calibri" w:eastAsia="Calibri" w:hAnsi="Calibri"/>

--- a/cv-en.docx
+++ b/cv-en.docx
@@ -43,7 +43,7 @@
         <w:spacing w:after="240"/>
         <w:jc w:val="center"/>
       </w:pPr>
-      <w:hyperlink w:history="1" r:id="rIdbb__sjsg2s0nnpfexkejs">
+      <w:hyperlink w:history="1" r:id="rId0goltlcr0dz0mjb68czua">
         <w:r>
           <w:rPr>
             <w:rFonts w:ascii="Calibri" w:cs="Calibri" w:eastAsia="Calibri" w:hAnsi="Calibri"/>
@@ -72,7 +72,7 @@
         </w:rPr>
         <w:t xml:space="preserve"> · </w:t>
       </w:r>
-      <w:hyperlink w:history="1" r:id="rIddbqy0tbsqdfvp7y4xbe7y">
+      <w:hyperlink w:history="1" r:id="rIdgc5z1ylxbyafbrm1_swgp">
         <w:r>
           <w:rPr>
             <w:rFonts w:ascii="Calibri" w:cs="Calibri" w:eastAsia="Calibri" w:hAnsi="Calibri"/>
@@ -570,7 +570,7 @@
         </w:rPr>
         <w:t xml:space="preserve">Versioned and documented projects on GitHub (</w:t>
       </w:r>
-      <w:hyperlink w:history="1" r:id="rIdeosq6luoaempoaqcp3nvs">
+      <w:hyperlink w:history="1" r:id="rIdjupz0ljrnpkfio2m4dcql">
         <w:r>
           <w:rPr>
             <w:rFonts w:ascii="Calibri" w:cs="Calibri" w:eastAsia="Calibri" w:hAnsi="Calibri"/>
